--- a/06_산출물_문서/3계층_양식기록/F-806-01_최종검사성적서.docx
+++ b/06_산출물_문서/3계층_양식기록/F-806-01_최종검사성적서.docx
@@ -270,11 +270,11 @@
     </w:p>
     <w:tbl>
       <w:tblPr>
-        <w:tblW w:w="8788" w:type="dxa"/>
         <w:tblCellMar>
           <w:left w:w="108" w:type="dxa"/>
           <w:right w:w="108" w:type="dxa"/>
         </w:tblCellMar>
+        <w:tblW w:w="8788" w:type="dxa"/>
         <w:tblBorders>
           <w:top w:val="single" w:sz="4" w:color="2E74B5" w:space="0"/>
           <w:left w:val="single" w:sz="4" w:color="2E74B5" w:space="0"/>
@@ -294,13 +294,13 @@
         <w:tc>
           <w:tcPr>
             <w:tcW w:w="1500" w:type="dxa"/>
-            <w:shd w:val="clear" w:color="auto" w:fill="D9D9D9"/>
-            <w:tcMar>
-              <w:top w:w="60" w:type="dxa"/>
-              <w:left w:w="120" w:type="dxa"/>
-              <w:bottom w:w="60" w:type="dxa"/>
-              <w:right w:w="120" w:type="dxa"/>
-            </w:tcMar>
+            <w:tcMar>
+              <w:top w:w="60" w:type="dxa"/>
+              <w:left w:w="120" w:type="dxa"/>
+              <w:bottom w:w="60" w:type="dxa"/>
+              <w:right w:w="120" w:type="dxa"/>
+            </w:tcMar>
+            <w:shd w:val="clear" w:color="auto" w:fill="DEEAF1"/>
           </w:tcPr>
           <w:p>
             <w:pPr>
@@ -320,13 +320,13 @@
         <w:tc>
           <w:tcPr>
             <w:tcW w:w="2800" w:type="dxa"/>
-            <w:shd w:val="clear" w:color="auto" w:fill="D9D9D9"/>
-            <w:tcMar>
-              <w:top w:w="60" w:type="dxa"/>
-              <w:left w:w="120" w:type="dxa"/>
-              <w:bottom w:w="60" w:type="dxa"/>
-              <w:right w:w="120" w:type="dxa"/>
-            </w:tcMar>
+            <w:tcMar>
+              <w:top w:w="60" w:type="dxa"/>
+              <w:left w:w="120" w:type="dxa"/>
+              <w:bottom w:w="60" w:type="dxa"/>
+              <w:right w:w="120" w:type="dxa"/>
+            </w:tcMar>
+            <w:shd w:val="clear" w:color="auto" w:fill="DEEAF1"/>
           </w:tcPr>
           <w:p>
             <w:pPr>
@@ -346,13 +346,13 @@
         <w:tc>
           <w:tcPr>
             <w:tcW w:w="2000" w:type="dxa"/>
-            <w:shd w:val="clear" w:color="auto" w:fill="D9D9D9"/>
-            <w:tcMar>
-              <w:top w:w="60" w:type="dxa"/>
-              <w:left w:w="120" w:type="dxa"/>
-              <w:bottom w:w="60" w:type="dxa"/>
-              <w:right w:w="120" w:type="dxa"/>
-            </w:tcMar>
+            <w:tcMar>
+              <w:top w:w="60" w:type="dxa"/>
+              <w:left w:w="120" w:type="dxa"/>
+              <w:bottom w:w="60" w:type="dxa"/>
+              <w:right w:w="120" w:type="dxa"/>
+            </w:tcMar>
+            <w:shd w:val="clear" w:color="auto" w:fill="DEEAF1"/>
           </w:tcPr>
           <w:p>
             <w:pPr>
@@ -372,13 +372,13 @@
         <w:tc>
           <w:tcPr>
             <w:tcW w:w="2488" w:type="dxa"/>
-            <w:shd w:val="clear" w:color="auto" w:fill="D9D9D9"/>
-            <w:tcMar>
-              <w:top w:w="60" w:type="dxa"/>
-              <w:left w:w="120" w:type="dxa"/>
-              <w:bottom w:w="60" w:type="dxa"/>
-              <w:right w:w="120" w:type="dxa"/>
-            </w:tcMar>
+            <w:tcMar>
+              <w:top w:w="60" w:type="dxa"/>
+              <w:left w:w="120" w:type="dxa"/>
+              <w:bottom w:w="60" w:type="dxa"/>
+              <w:right w:w="120" w:type="dxa"/>
+            </w:tcMar>
+            <w:shd w:val="clear" w:color="auto" w:fill="DEEAF1"/>
           </w:tcPr>
           <w:p>
             <w:pPr>
@@ -528,11 +528,18 @@
         <w:tc>
           <w:tcPr>
             <w:tcW w:w="2488" w:type="dxa"/>
+            <w:tcMar>
+              <w:top w:w="60" w:type="dxa"/>
+              <w:left w:w="120" w:type="dxa"/>
+              <w:bottom w:w="60" w:type="dxa"/>
+              <w:right w:w="120" w:type="dxa"/>
+            </w:tcMar>
           </w:tcPr>
           <w:p>
             <w:pPr>
               <w:jc w:val="left"/>
               <w:spacing w:before="200" w:after="200"/>
+              <w:wordWrap w:val="1"/>
             </w:pPr>
             <w:r>
               <w:rPr>
@@ -598,11 +605,18 @@
         <w:tc>
           <w:tcPr>
             <w:tcW w:w="2488" w:type="dxa"/>
+            <w:tcMar>
+              <w:top w:w="60" w:type="dxa"/>
+              <w:left w:w="120" w:type="dxa"/>
+              <w:bottom w:w="60" w:type="dxa"/>
+              <w:right w:w="120" w:type="dxa"/>
+            </w:tcMar>
           </w:tcPr>
           <w:p>
             <w:pPr>
               <w:jc w:val="left"/>
               <w:spacing w:before="200" w:after="200"/>
+              <w:wordWrap w:val="1"/>
             </w:pPr>
             <w:r>
               <w:rPr>
@@ -930,10 +944,18 @@
       </w:tr>
       <w:tr>
         <w:tc>
-          <w:tcPr/>
-          <w:p>
-            <w:pPr>
-              <w:pStyle w:val="Compact"/>
+          <w:tcPr>
+            <w:tcMar>
+              <w:top w:w="60" w:type="dxa"/>
+              <w:left w:w="120" w:type="dxa"/>
+              <w:bottom w:w="60" w:type="dxa"/>
+              <w:right w:w="120" w:type="dxa"/>
+            </w:tcMar>
+          </w:tcPr>
+          <w:p>
+            <w:pPr>
+              <w:pStyle w:val="Compact"/>
+              <w:wordWrap w:val="1"/>
             </w:pPr>
             <w:r>
               <w:t xml:space="preserve">로트번호 (Lot No.)</w:t>
@@ -941,18 +963,34 @@
           </w:p>
         </w:tc>
         <w:tc>
-          <w:tcPr/>
-          <w:p>
-            <w:pPr>
-              <w:pStyle w:val="Compact"/>
-            </w:pPr>
-          </w:p>
-        </w:tc>
-        <w:tc>
-          <w:tcPr/>
-          <w:p>
-            <w:pPr>
-              <w:pStyle w:val="Compact"/>
+          <w:tcPr>
+            <w:tcMar>
+              <w:top w:w="60" w:type="dxa"/>
+              <w:left w:w="120" w:type="dxa"/>
+              <w:bottom w:w="60" w:type="dxa"/>
+              <w:right w:w="120" w:type="dxa"/>
+            </w:tcMar>
+          </w:tcPr>
+          <w:p>
+            <w:pPr>
+              <w:pStyle w:val="Compact"/>
+              <w:wordWrap w:val="1"/>
+            </w:pPr>
+          </w:p>
+        </w:tc>
+        <w:tc>
+          <w:tcPr>
+            <w:tcMar>
+              <w:top w:w="60" w:type="dxa"/>
+              <w:left w:w="120" w:type="dxa"/>
+              <w:bottom w:w="60" w:type="dxa"/>
+              <w:right w:w="120" w:type="dxa"/>
+            </w:tcMar>
+          </w:tcPr>
+          <w:p>
+            <w:pPr>
+              <w:pStyle w:val="Compact"/>
+              <w:wordWrap w:val="1"/>
             </w:pPr>
             <w:r>
               <w:t xml:space="preserve">납품 수량</w:t>
@@ -1056,18 +1094,10 @@
           </w:p>
         </w:tc>
         <w:tc>
-          <w:tcPr>
-            <w:tcMar>
-              <w:top w:w="60" w:type="dxa"/>
-              <w:left w:w="120" w:type="dxa"/>
-              <w:bottom w:w="60" w:type="dxa"/>
-              <w:right w:w="120" w:type="dxa"/>
-            </w:tcMar>
-          </w:tcPr>
-          <w:p>
-            <w:pPr>
-              <w:pStyle w:val="Compact"/>
-              <w:wordWrap w:val="1"/>
+          <w:tcPr/>
+          <w:p>
+            <w:pPr>
+              <w:pStyle w:val="Compact"/>
             </w:pPr>
           </w:p>
         </w:tc>
@@ -2795,7 +2825,7 @@
         </w:trPr>
         <w:tc>
           <w:tcPr>
-            <w:tcW w:w="2460" w:type="dxa"/>
+            <w:tcW w:w="3000" w:type="dxa"/>
             <w:tcMar>
               <w:top w:w="60" w:type="dxa"/>
               <w:left w:w="120" w:type="dxa"/>
@@ -2816,7 +2846,7 @@
         </w:tc>
         <w:tc>
           <w:tcPr>
-            <w:tcW w:w="6328" w:type="dxa"/>
+            <w:tcW w:w="5788" w:type="dxa"/>
             <w:tcMar>
               <w:top w:w="60" w:type="dxa"/>
               <w:left w:w="120" w:type="dxa"/>
@@ -2838,9 +2868,7 @@
       </w:tr>
       <w:tr>
         <w:tc>
-          <w:tcPr>
-            <w:tcW w:w="2460" w:type="dxa"/>
-          </w:tcPr>
+          <w:tcPr/>
           <w:p>
             <w:pPr>
               <w:pStyle w:val="Compact"/>
@@ -2852,7 +2880,7 @@
         </w:tc>
         <w:tc>
           <w:tcPr>
-            <w:tcW w:w="6328" w:type="dxa"/>
+            <w:tcW w:w="5788" w:type="dxa"/>
             <w:tcMar>
               <w:top w:w="60" w:type="dxa"/>
               <w:left w:w="120" w:type="dxa"/>
@@ -2885,35 +2913,28 @@
         </w:tc>
         <w:tc>
           <w:tcPr>
-            <w:tcMar>
-              <w:top w:w="60" w:type="dxa"/>
-              <w:left w:w="120" w:type="dxa"/>
-              <w:bottom w:w="60" w:type="dxa"/>
-              <w:right w:w="120" w:type="dxa"/>
-            </w:tcMar>
-          </w:tcPr>
-          <w:p>
-            <w:pPr>
-              <w:pStyle w:val="Compact"/>
-              <w:wordWrap w:val="1"/>
-            </w:pPr>
-          </w:p>
-        </w:tc>
-      </w:tr>
-      <w:tr>
-        <w:tc>
-          <w:tcPr>
-            <w:tcMar>
-              <w:top w:w="60" w:type="dxa"/>
-              <w:left w:w="120" w:type="dxa"/>
-              <w:bottom w:w="60" w:type="dxa"/>
-              <w:right w:w="120" w:type="dxa"/>
-            </w:tcMar>
-          </w:tcPr>
-          <w:p>
-            <w:pPr>
-              <w:pStyle w:val="Compact"/>
-              <w:wordWrap w:val="1"/>
+            <w:tcW w:w="5788" w:type="dxa"/>
+            <w:tcMar>
+              <w:top w:w="60" w:type="dxa"/>
+              <w:left w:w="120" w:type="dxa"/>
+              <w:bottom w:w="60" w:type="dxa"/>
+              <w:right w:w="120" w:type="dxa"/>
+            </w:tcMar>
+          </w:tcPr>
+          <w:p>
+            <w:pPr>
+              <w:pStyle w:val="Compact"/>
+              <w:wordWrap w:val="1"/>
+            </w:pPr>
+          </w:p>
+        </w:tc>
+      </w:tr>
+      <w:tr>
+        <w:tc>
+          <w:tcPr/>
+          <w:p>
+            <w:pPr>
+              <w:pStyle w:val="Compact"/>
             </w:pPr>
             <w:r>
               <w:t xml:space="preserve">FAI 승인일 (해당 시)</w:t>
@@ -2922,7 +2943,6 @@
         </w:tc>
         <w:tc>
           <w:tcPr>
-            <w:tcW w:w="6328" w:type="dxa"/>
             <w:tcMar>
               <w:top w:w="60" w:type="dxa"/>
               <w:left w:w="120" w:type="dxa"/>
@@ -2975,7 +2995,7 @@
         </w:trPr>
         <w:tc>
           <w:tcPr>
-            <w:tcW w:w="2460" w:type="dxa"/>
+            <w:tcW w:w="1956" w:type="dxa"/>
             <w:tcMar>
               <w:top w:w="60" w:type="dxa"/>
               <w:left w:w="120" w:type="dxa"/>
@@ -2996,7 +3016,7 @@
         </w:tc>
         <w:tc>
           <w:tcPr>
-            <w:tcW w:w="6328" w:type="dxa"/>
+            <w:tcW w:w="6832" w:type="dxa"/>
             <w:tcMar>
               <w:top w:w="60" w:type="dxa"/>
               <w:left w:w="120" w:type="dxa"/>
@@ -3018,9 +3038,7 @@
       </w:tr>
       <w:tr>
         <w:tc>
-          <w:tcPr>
-            <w:tcW w:w="2460" w:type="dxa"/>
-          </w:tcPr>
+          <w:tcPr/>
           <w:p>
             <w:pPr>
               <w:pStyle w:val="Compact"/>
@@ -3032,7 +3050,7 @@
         </w:tc>
         <w:tc>
           <w:tcPr>
-            <w:tcW w:w="6328" w:type="dxa"/>
+            <w:tcW w:w="6832" w:type="dxa"/>
             <w:tcMar>
               <w:top w:w="60" w:type="dxa"/>
               <w:left w:w="120" w:type="dxa"/>
@@ -3065,6 +3083,7 @@
         </w:tc>
         <w:tc>
           <w:tcPr>
+            <w:tcW w:w="6832" w:type="dxa"/>
             <w:tcMar>
               <w:top w:w="60" w:type="dxa"/>
               <w:left w:w="120" w:type="dxa"/>
@@ -3096,9 +3115,7 @@
           </w:p>
         </w:tc>
         <w:tc>
-          <w:tcPr>
-            <w:tcW w:w="6328" w:type="dxa"/>
-          </w:tcPr>
+          <w:tcPr/>
           <w:p>
             <w:pPr>
               <w:pStyle w:val="Compact"/>
@@ -3111,19 +3128,10 @@
       </w:tr>
       <w:tr>
         <w:tc>
-          <w:tcPr>
-            <w:tcW w:w="2460" w:type="dxa"/>
-            <w:tcMar>
-              <w:top w:w="60" w:type="dxa"/>
-              <w:left w:w="120" w:type="dxa"/>
-              <w:bottom w:w="60" w:type="dxa"/>
-              <w:right w:w="120" w:type="dxa"/>
-            </w:tcMar>
-          </w:tcPr>
-          <w:p>
-            <w:pPr>
-              <w:pStyle w:val="Compact"/>
-              <w:wordWrap w:val="1"/>
+          <w:tcPr/>
+          <w:p>
+            <w:pPr>
+              <w:pStyle w:val="Compact"/>
             </w:pPr>
             <w:r>
               <w:rPr>
@@ -3135,10 +3143,19 @@
           </w:p>
         </w:tc>
         <w:tc>
-          <w:tcPr/>
-          <w:p>
-            <w:pPr>
-              <w:pStyle w:val="Compact"/>
+          <w:tcPr>
+            <w:tcW w:w="6832" w:type="dxa"/>
+            <w:tcMar>
+              <w:top w:w="60" w:type="dxa"/>
+              <w:left w:w="120" w:type="dxa"/>
+              <w:bottom w:w="60" w:type="dxa"/>
+              <w:right w:w="120" w:type="dxa"/>
+            </w:tcMar>
+          </w:tcPr>
+          <w:p>
+            <w:pPr>
+              <w:pStyle w:val="Compact"/>
+              <w:wordWrap w:val="1"/>
             </w:pPr>
             <w:r>
               <w:t xml:space="preserve">[ ]</w:t>
@@ -3190,18 +3207,10 @@
       </w:tr>
       <w:tr>
         <w:tc>
-          <w:tcPr>
-            <w:tcMar>
-              <w:top w:w="60" w:type="dxa"/>
-              <w:left w:w="120" w:type="dxa"/>
-              <w:bottom w:w="60" w:type="dxa"/>
-              <w:right w:w="120" w:type="dxa"/>
-            </w:tcMar>
-          </w:tcPr>
-          <w:p>
-            <w:pPr>
-              <w:pStyle w:val="Compact"/>
-              <w:wordWrap w:val="1"/>
+          <w:tcPr/>
+          <w:p>
+            <w:pPr>
+              <w:pStyle w:val="Compact"/>
             </w:pPr>
             <w:r>
               <w:t xml:space="preserve">출하 허가</w:t>
@@ -3209,18 +3218,10 @@
           </w:p>
         </w:tc>
         <w:tc>
-          <w:tcPr>
-            <w:tcMar>
-              <w:top w:w="60" w:type="dxa"/>
-              <w:left w:w="120" w:type="dxa"/>
-              <w:bottom w:w="60" w:type="dxa"/>
-              <w:right w:w="120" w:type="dxa"/>
-            </w:tcMar>
-          </w:tcPr>
-          <w:p>
-            <w:pPr>
-              <w:pStyle w:val="Compact"/>
-              <w:wordWrap w:val="1"/>
+          <w:tcPr/>
+          <w:p>
+            <w:pPr>
+              <w:pStyle w:val="Compact"/>
             </w:pPr>
             <w:r>
               <w:t xml:space="preserve">[ ]</w:t>
@@ -3366,7 +3367,7 @@
         </w:trPr>
         <w:tc>
           <w:tcPr>
-            <w:tcW w:w="2460" w:type="dxa"/>
+            <w:tcW w:w="3000" w:type="dxa"/>
             <w:tcMar>
               <w:top w:w="60" w:type="dxa"/>
               <w:left w:w="120" w:type="dxa"/>
@@ -3387,7 +3388,7 @@
         </w:tc>
         <w:tc>
           <w:tcPr>
-            <w:tcW w:w="6328" w:type="dxa"/>
+            <w:tcW w:w="5788" w:type="dxa"/>
             <w:tcMar>
               <w:top w:w="60" w:type="dxa"/>
               <w:left w:w="120" w:type="dxa"/>
@@ -3409,9 +3410,7 @@
       </w:tr>
       <w:tr>
         <w:tc>
-          <w:tcPr>
-            <w:tcW w:w="2460" w:type="dxa"/>
-          </w:tcPr>
+          <w:tcPr/>
           <w:p>
             <w:pPr>
               <w:pStyle w:val="Compact"/>
@@ -3423,7 +3422,7 @@
         </w:tc>
         <w:tc>
           <w:tcPr>
-            <w:tcW w:w="6328" w:type="dxa"/>
+            <w:tcW w:w="5788" w:type="dxa"/>
             <w:tcMar>
               <w:top w:w="60" w:type="dxa"/>
               <w:left w:w="120" w:type="dxa"/>
@@ -3453,6 +3452,7 @@
         </w:tc>
         <w:tc>
           <w:tcPr>
+            <w:tcW w:w="5788" w:type="dxa"/>
             <w:tcMar>
               <w:top w:w="60" w:type="dxa"/>
               <w:left w:w="120" w:type="dxa"/>
@@ -3481,31 +3481,20 @@
           </w:p>
         </w:tc>
         <w:tc>
-          <w:tcPr>
-            <w:tcW w:w="6328" w:type="dxa"/>
-          </w:tcPr>
-          <w:p>
-            <w:pPr>
-              <w:pStyle w:val="Compact"/>
-            </w:pPr>
-          </w:p>
-        </w:tc>
-      </w:tr>
-      <w:tr>
-        <w:tc>
-          <w:tcPr>
-            <w:tcW w:w="2460" w:type="dxa"/>
-            <w:tcMar>
-              <w:top w:w="60" w:type="dxa"/>
-              <w:left w:w="120" w:type="dxa"/>
-              <w:bottom w:w="60" w:type="dxa"/>
-              <w:right w:w="120" w:type="dxa"/>
-            </w:tcMar>
-          </w:tcPr>
-          <w:p>
-            <w:pPr>
-              <w:pStyle w:val="Compact"/>
-              <w:wordWrap w:val="1"/>
+          <w:tcPr/>
+          <w:p>
+            <w:pPr>
+              <w:pStyle w:val="Compact"/>
+            </w:pPr>
+          </w:p>
+        </w:tc>
+      </w:tr>
+      <w:tr>
+        <w:tc>
+          <w:tcPr/>
+          <w:p>
+            <w:pPr>
+              <w:pStyle w:val="Compact"/>
             </w:pPr>
             <w:r>
               <w:t xml:space="preserve">로트번호 (Lot No.)</w:t>
@@ -3513,10 +3502,19 @@
           </w:p>
         </w:tc>
         <w:tc>
-          <w:tcPr/>
-          <w:p>
-            <w:pPr>
-              <w:pStyle w:val="Compact"/>
+          <w:tcPr>
+            <w:tcW w:w="5788" w:type="dxa"/>
+            <w:tcMar>
+              <w:top w:w="60" w:type="dxa"/>
+              <w:left w:w="120" w:type="dxa"/>
+              <w:bottom w:w="60" w:type="dxa"/>
+              <w:right w:w="120" w:type="dxa"/>
+            </w:tcMar>
+          </w:tcPr>
+          <w:p>
+            <w:pPr>
+              <w:pStyle w:val="Compact"/>
+              <w:wordWrap w:val="1"/>
             </w:pPr>
           </w:p>
         </w:tc>
@@ -3544,18 +3542,10 @@
       </w:tr>
       <w:tr>
         <w:tc>
-          <w:tcPr>
-            <w:tcMar>
-              <w:top w:w="60" w:type="dxa"/>
-              <w:left w:w="120" w:type="dxa"/>
-              <w:bottom w:w="60" w:type="dxa"/>
-              <w:right w:w="120" w:type="dxa"/>
-            </w:tcMar>
-          </w:tcPr>
-          <w:p>
-            <w:pPr>
-              <w:pStyle w:val="Compact"/>
-              <w:wordWrap w:val="1"/>
+          <w:tcPr/>
+          <w:p>
+            <w:pPr>
+              <w:pStyle w:val="Compact"/>
             </w:pPr>
             <w:r>
               <w:t xml:space="preserve">원산지 (Country of Origin)</w:t>
@@ -3563,18 +3553,10 @@
           </w:p>
         </w:tc>
         <w:tc>
-          <w:tcPr>
-            <w:tcMar>
-              <w:top w:w="60" w:type="dxa"/>
-              <w:left w:w="120" w:type="dxa"/>
-              <w:bottom w:w="60" w:type="dxa"/>
-              <w:right w:w="120" w:type="dxa"/>
-            </w:tcMar>
-          </w:tcPr>
-          <w:p>
-            <w:pPr>
-              <w:pStyle w:val="Compact"/>
-              <w:wordWrap w:val="1"/>
+          <w:tcPr/>
+          <w:p>
+            <w:pPr>
+              <w:pStyle w:val="Compact"/>
             </w:pPr>
             <w:r>
               <w:t xml:space="preserve">베트남 (Vietnam)</w:t>
@@ -3777,10 +3759,18 @@
           </w:p>
         </w:tc>
         <w:tc>
-          <w:tcPr/>
-          <w:p>
-            <w:pPr>
-              <w:pStyle w:val="Compact"/>
+          <w:tcPr>
+            <w:tcMar>
+              <w:top w:w="60" w:type="dxa"/>
+              <w:left w:w="120" w:type="dxa"/>
+              <w:bottom w:w="60" w:type="dxa"/>
+              <w:right w:w="120" w:type="dxa"/>
+            </w:tcMar>
+          </w:tcPr>
+          <w:p>
+            <w:pPr>
+              <w:pStyle w:val="Compact"/>
+              <w:wordWrap w:val="1"/>
             </w:pPr>
           </w:p>
         </w:tc>
@@ -3814,10 +3804,18 @@
           </w:p>
         </w:tc>
         <w:tc>
-          <w:tcPr/>
-          <w:p>
-            <w:pPr>
-              <w:pStyle w:val="Compact"/>
+          <w:tcPr>
+            <w:tcMar>
+              <w:top w:w="60" w:type="dxa"/>
+              <w:left w:w="120" w:type="dxa"/>
+              <w:bottom w:w="60" w:type="dxa"/>
+              <w:right w:w="120" w:type="dxa"/>
+            </w:tcMar>
+          </w:tcPr>
+          <w:p>
+            <w:pPr>
+              <w:pStyle w:val="Compact"/>
+              <w:wordWrap w:val="1"/>
             </w:pPr>
           </w:p>
         </w:tc>
@@ -3857,10 +3855,18 @@
           </w:p>
         </w:tc>
         <w:tc>
-          <w:tcPr/>
-          <w:p>
-            <w:pPr>
-              <w:pStyle w:val="Compact"/>
+          <w:tcPr>
+            <w:tcMar>
+              <w:top w:w="60" w:type="dxa"/>
+              <w:left w:w="120" w:type="dxa"/>
+              <w:bottom w:w="60" w:type="dxa"/>
+              <w:right w:w="120" w:type="dxa"/>
+            </w:tcMar>
+          </w:tcPr>
+          <w:p>
+            <w:pPr>
+              <w:pStyle w:val="Compact"/>
+              <w:wordWrap w:val="1"/>
             </w:pPr>
             <w:r>
               <w:t xml:space="preserve">Rev. D</w:t>
@@ -4482,8 +4488,8 @@
     <w:rPrDefault>
       <w:rPr>
         <w:rFonts w:asciiTheme="minorHAnsi" w:cstheme="minorBidi" w:eastAsiaTheme="minorEastAsia" w:hAnsiTheme="minorHAnsi"/>
-        <w:sz w:val="24"/>
-        <w:szCs w:val="24"/>
+        <w:sz w:val="20"/>
+        <w:szCs w:val="20"/>
         <w:lang w:bidi="ar-SA" w:eastAsia="zh-CN" w:val="en-US"/>
       </w:rPr>
     </w:rPrDefault>
@@ -4551,8 +4557,8 @@
     </w:pPr>
     <w:rPr>
       <w:rFonts w:asciiTheme="majorHAnsi" w:cstheme="majorBidi" w:eastAsiaTheme="majorEastAsia" w:hAnsiTheme="majorHAnsi"/>
-      <w:sz w:val="56"/>
-      <w:szCs w:val="56"/>
+      <w:sz w:val="44"/>
+      <w:szCs w:val="44"/>
     </w:rPr>
   </w:style>
   <w:style w:customStyle="1" w:styleId="TitleChar" w:type="character">
@@ -4563,8 +4569,8 @@
     <w:rsid w:val="00A10FD9"/>
     <w:rPr>
       <w:rFonts w:asciiTheme="majorHAnsi" w:cstheme="majorBidi" w:eastAsiaTheme="majorEastAsia" w:hAnsiTheme="majorHAnsi"/>
-      <w:sz w:val="56"/>
-      <w:szCs w:val="56"/>
+      <w:sz w:val="44"/>
+      <w:szCs w:val="44"/>
     </w:rPr>
   </w:style>
   <w:style w:styleId="Subtitle" w:type="paragraph">
@@ -4686,8 +4692,8 @@
     <w:rPr>
       <w:rFonts w:asciiTheme="majorHAnsi" w:cstheme="majorBidi" w:eastAsiaTheme="majorEastAsia" w:hAnsiTheme="majorHAnsi"/>
       <w:color w:themeColor="accent1" w:themeShade="BF" w:val="0F4761"/>
-      <w:sz w:val="40"/>
-      <w:szCs w:val="40"/>
+      <w:sz w:val="32"/>
+      <w:szCs w:val="32"/>
     </w:rPr>
   </w:style>
   <w:style w:styleId="Heading2" w:type="paragraph">
@@ -4877,8 +4883,8 @@
     <w:rPr>
       <w:rFonts w:asciiTheme="majorHAnsi" w:cstheme="majorBidi" w:eastAsiaTheme="majorEastAsia" w:hAnsiTheme="majorHAnsi"/>
       <w:color w:themeColor="accent1" w:themeShade="BF" w:val="0F4761"/>
-      <w:sz w:val="40"/>
-      <w:szCs w:val="40"/>
+      <w:sz w:val="32"/>
+      <w:szCs w:val="32"/>
     </w:rPr>
   </w:style>
   <w:style w:customStyle="1" w:styleId="Heading2Char" w:type="character">
